--- a/projects/valuepickr-open-screen/docs/Home First Finance.docx
+++ b/projects/valuepickr-open-screen/docs/Home First Finance.docx
@@ -278,6 +278,624 @@
       </w:pPr>
       <w:r>
         <w:t xml:space="preserve">A genuinely well-run affordable-housing lender: consistent 25%+ AUM growth, improving ROA, and stable delinquencies through a period when some HFC/NBFC peers have seen pockets of stress. Nothing here contradicts the quality story. The question is not quality but scale and crowd — at Rs 12,400 Cr market cap in a segment with several well-covered listed comparables, this reads as a steady compounder rather than an overlooked opportunity.</w:t>
+      </w:r>
+    </w:p>
+    <w:p>
+      <w:pPr>
+        <w:pStyle w:val="Heading1"/>
+        <w:spacing w:after="120" w:before="280"/>
+      </w:pPr>
+      <w:r>
+        <w:t xml:space="preserve">Guidance &amp; Expectation Gap</w:t>
+      </w:r>
+    </w:p>
+    <w:p>
+      <w:pPr>
+        <w:spacing w:after="120"/>
+      </w:pPr>
+      <w:r>
+        <w:rPr>
+          <w:i/>
+          <w:iCs/>
+          <w:color w:val="666666"/>
+          <w:sz w:val="18"/>
+          <w:szCs w:val="18"/>
+        </w:rPr>
+        <w:t xml:space="preserve">Management guidance decoded into commitments, graded on the expectation → action → operational → commercial → financial ladder, then compared to what the current price appears to assume. Method: playbook/guidance-and-expectation-gap.md.</w:t>
+      </w:r>
+    </w:p>
+    <w:p>
+      <w:pPr>
+        <w:spacing w:after="120"/>
+      </w:pPr>
+      <w:r>
+        <w:rPr>
+          <w:b/>
+          <w:bCs/>
+          <w:sz w:val="20"/>
+          <w:szCs w:val="20"/>
+        </w:rPr>
+        <w:t xml:space="preserve">Market expectation vs. our path:</w:t>
+      </w:r>
+    </w:p>
+    <w:tbl>
+      <w:tblPr>
+        <w:tblW w:type="dxa" w:w="9000"/>
+        <w:tblBorders>
+          <w:top w:val="single" w:color="auto" w:sz="4"/>
+          <w:left w:val="single" w:color="auto" w:sz="4"/>
+          <w:bottom w:val="single" w:color="auto" w:sz="4"/>
+          <w:right w:val="single" w:color="auto" w:sz="4"/>
+          <w:insideH w:val="single" w:color="auto" w:sz="4"/>
+          <w:insideV w:val="single" w:color="auto" w:sz="4"/>
+        </w:tblBorders>
+      </w:tblPr>
+      <w:tblGrid>
+        <w:gridCol w:w="3200"/>
+        <w:gridCol w:w="5800"/>
+      </w:tblGrid>
+      <w:tr>
+        <w:tc>
+          <w:tcPr>
+            <w:tcW w:type="dxa" w:w="3200"/>
+            <w:shd w:fill="F2F2F2" w:val="clear"/>
+          </w:tcPr>
+          <w:p>
+            <w:r>
+              <w:rPr>
+                <w:b/>
+                <w:bCs/>
+              </w:rPr>
+              <w:t xml:space="preserve">As of</w:t>
+            </w:r>
+          </w:p>
+        </w:tc>
+        <w:tc>
+          <w:tcPr>
+            <w:tcW w:type="dxa" w:w="5800"/>
+          </w:tcPr>
+          <w:p>
+            <w:r>
+              <w:t xml:space="preserve">2026-09-09</w:t>
+            </w:r>
+          </w:p>
+        </w:tc>
+      </w:tr>
+      <w:tr>
+        <w:tc>
+          <w:tcPr>
+            <w:tcW w:type="dxa" w:w="3200"/>
+            <w:shd w:fill="F2F2F2" w:val="clear"/>
+          </w:tcPr>
+          <w:p>
+            <w:r>
+              <w:rPr>
+                <w:b/>
+                <w:bCs/>
+              </w:rPr>
+              <w:t xml:space="preserve">Price / multiple</w:t>
+            </w:r>
+          </w:p>
+        </w:tc>
+        <w:tc>
+          <w:tcPr>
+            <w:tcW w:type="dxa" w:w="5800"/>
+          </w:tcPr>
+          <w:p>
+            <w:r>
+              <w:t xml:space="preserve">Rs 1202 · 21.6x P/E</w:t>
+            </w:r>
+          </w:p>
+        </w:tc>
+      </w:tr>
+      <w:tr>
+        <w:tc>
+          <w:tcPr>
+            <w:tcW w:type="dxa" w:w="3200"/>
+            <w:shd w:fill="F2F2F2" w:val="clear"/>
+          </w:tcPr>
+          <w:p>
+            <w:r>
+              <w:rPr>
+                <w:b/>
+                <w:bCs/>
+              </w:rPr>
+              <w:t xml:space="preserve">Right valuation lens</w:t>
+            </w:r>
+          </w:p>
+        </w:tc>
+        <w:tc>
+          <w:tcPr>
+            <w:tcW w:type="dxa" w:w="5800"/>
+          </w:tcPr>
+          <w:p>
+            <w:r>
+              <w:t xml:space="preserve">P/B</w:t>
+            </w:r>
+          </w:p>
+        </w:tc>
+      </w:tr>
+      <w:tr>
+        <w:tc>
+          <w:tcPr>
+            <w:tcW w:type="dxa" w:w="3200"/>
+            <w:shd w:fill="F2F2F2" w:val="clear"/>
+          </w:tcPr>
+          <w:p>
+            <w:r>
+              <w:rPr>
+                <w:b/>
+                <w:bCs/>
+              </w:rPr>
+              <w:t xml:space="preserve">Price implies</w:t>
+            </w:r>
+          </w:p>
+        </w:tc>
+        <w:tc>
+          <w:tcPr>
+            <w:tcW w:type="dxa" w:w="5800"/>
+          </w:tcPr>
+          <w:p>
+            <w:r>
+              <w:t xml:space="preserve">~2.9x P/B on a 16% ROE affordable-housing financier implies the market expects ~25% AUM growth to persist; fair at 2.5-3x P/B needs ROE held at 16-18% with AUM +20-25%</w:t>
+            </w:r>
+          </w:p>
+        </w:tc>
+      </w:tr>
+      <w:tr>
+        <w:tc>
+          <w:tcPr>
+            <w:tcW w:type="dxa" w:w="3200"/>
+            <w:shd w:fill="F2F2F2" w:val="clear"/>
+          </w:tcPr>
+          <w:p>
+            <w:r>
+              <w:rPr>
+                <w:b/>
+                <w:bCs/>
+              </w:rPr>
+              <w:t xml:space="preserve">Our FY27</w:t>
+            </w:r>
+          </w:p>
+        </w:tc>
+        <w:tc>
+          <w:tcPr>
+            <w:tcW w:type="dxa" w:w="5800"/>
+          </w:tcPr>
+          <w:p>
+            <w:r>
+              <w:t xml:space="preserve">AUM +25%, ROA ~3.8-4.2%, EPS +20-25%; asset quality stable (GNPA ~1.8%)</w:t>
+            </w:r>
+          </w:p>
+        </w:tc>
+      </w:tr>
+      <w:tr>
+        <w:tc>
+          <w:tcPr>
+            <w:tcW w:type="dxa" w:w="3200"/>
+            <w:shd w:fill="F2F2F2" w:val="clear"/>
+          </w:tcPr>
+          <w:p>
+            <w:r>
+              <w:rPr>
+                <w:b/>
+                <w:bCs/>
+              </w:rPr>
+              <w:t xml:space="preserve">Our FY28</w:t>
+            </w:r>
+          </w:p>
+        </w:tc>
+        <w:tc>
+          <w:tcPr>
+            <w:tcW w:type="dxa" w:w="5800"/>
+          </w:tcPr>
+          <w:p>
+            <w:r>
+              <w:t xml:space="preserve">growth durability in a crowded affordable-housing space; PE-promoter overhang gradually clearing</w:t>
+            </w:r>
+          </w:p>
+        </w:tc>
+      </w:tr>
+      <w:tr>
+        <w:tc>
+          <w:tcPr>
+            <w:tcW w:type="dxa" w:w="3200"/>
+            <w:shd w:fill="F2F2F2" w:val="clear"/>
+          </w:tcPr>
+          <w:p>
+            <w:r>
+              <w:rPr>
+                <w:b/>
+                <w:bCs/>
+              </w:rPr>
+              <w:t xml:space="preserve">Gap direction</w:t>
+            </w:r>
+          </w:p>
+        </w:tc>
+        <w:tc>
+          <w:tcPr>
+            <w:tcW w:type="dxa" w:w="5800"/>
+          </w:tcPr>
+          <w:p>
+            <w:r>
+              <w:t xml:space="preserve">priced-in</w:t>
+            </w:r>
+          </w:p>
+        </w:tc>
+      </w:tr>
+      <w:tr>
+        <w:tc>
+          <w:tcPr>
+            <w:tcW w:type="dxa" w:w="3200"/>
+            <w:shd w:fill="F2F2F2" w:val="clear"/>
+          </w:tcPr>
+          <w:p>
+            <w:r>
+              <w:rPr>
+                <w:b/>
+                <w:bCs/>
+              </w:rPr>
+              <w:t xml:space="preserve">Gap type</w:t>
+            </w:r>
+          </w:p>
+        </w:tc>
+        <w:tc>
+          <w:tcPr>
+            <w:tcW w:type="dxa" w:w="5800"/>
+          </w:tcPr>
+          <w:p>
+            <w:r>
+              <w:t xml:space="preserve">duration</w:t>
+            </w:r>
+          </w:p>
+        </w:tc>
+      </w:tr>
+      <w:tr>
+        <w:tc>
+          <w:tcPr>
+            <w:tcW w:type="dxa" w:w="3200"/>
+            <w:shd w:fill="F2F2F2" w:val="clear"/>
+          </w:tcPr>
+          <w:p>
+            <w:r>
+              <w:rPr>
+                <w:b/>
+                <w:bCs/>
+              </w:rPr>
+              <w:t xml:space="preserve">Gap magnitude</w:t>
+            </w:r>
+          </w:p>
+        </w:tc>
+        <w:tc>
+          <w:tcPr>
+            <w:tcW w:type="dxa" w:w="5800"/>
+          </w:tcPr>
+          <w:p>
+            <w:r>
+              <w:t xml:space="preserve">not estimable</w:t>
+            </w:r>
+          </w:p>
+        </w:tc>
+      </w:tr>
+      <w:tr>
+        <w:tc>
+          <w:tcPr>
+            <w:tcW w:type="dxa" w:w="3200"/>
+            <w:shd w:fill="F2F2F2" w:val="clear"/>
+          </w:tcPr>
+          <w:p>
+            <w:r>
+              <w:rPr>
+                <w:b/>
+                <w:bCs/>
+              </w:rPr>
+              <w:t xml:space="preserve">Gap basis</w:t>
+            </w:r>
+          </w:p>
+        </w:tc>
+        <w:tc>
+          <w:tcPr>
+            <w:tcW w:type="dxa" w:w="5800"/>
+          </w:tcPr>
+          <w:p>
+            <w:r>
+              <w:t xml:space="preserve">a well-covered Rs 12,400 Cr mid-cap; consensus already models the 25% AUM growth and stable ROA, so the price roughly reflects our path</w:t>
+            </w:r>
+          </w:p>
+        </w:tc>
+      </w:tr>
+      <w:tr>
+        <w:tc>
+          <w:tcPr>
+            <w:tcW w:type="dxa" w:w="3200"/>
+            <w:shd w:fill="F2F2F2" w:val="clear"/>
+          </w:tcPr>
+          <w:p>
+            <w:r>
+              <w:rPr>
+                <w:b/>
+                <w:bCs/>
+              </w:rPr>
+              <w:t xml:space="preserve">Evidence quality</w:t>
+            </w:r>
+          </w:p>
+        </w:tc>
+        <w:tc>
+          <w:tcPr>
+            <w:tcW w:type="dxa" w:w="5800"/>
+          </w:tcPr>
+          <w:p>
+            <w:r>
+              <w:t xml:space="preserve">moderate</w:t>
+            </w:r>
+          </w:p>
+        </w:tc>
+      </w:tr>
+    </w:tbl>
+    <w:p>
+      <w:pPr>
+        <w:spacing w:after="120"/>
+      </w:pPr>
+      <w:r>
+        <w:rPr>
+          <w:i/>
+          <w:iCs/>
+          <w:color w:val="666666"/>
+          <w:sz w:val="16"/>
+          <w:szCs w:val="16"/>
+        </w:rPr>
+        <w:t xml:space="preserve">no broker consensus; implied path is a reverse-P/E estimate + screener.in forward figures + VP thread view</w:t>
+      </w:r>
+    </w:p>
+    <w:p>
+      <w:pPr>
+        <w:pStyle w:val="Heading1"/>
+        <w:spacing w:after="120" w:before="280"/>
+      </w:pPr>
+      <w:r>
+        <w:t xml:space="preserve">Ishmohit-Lens Checks (value chain · earnings quality · growth trajectory · management · quality metrics · track record · global-signal check)</w:t>
+      </w:r>
+    </w:p>
+    <w:p>
+      <w:pPr>
+        <w:spacing w:after="120"/>
+      </w:pPr>
+      <w:r>
+        <w:rPr>
+          <w:i/>
+          <w:iCs/>
+          <w:color w:val="666666"/>
+          <w:sz w:val="18"/>
+          <w:szCs w:val="18"/>
+        </w:rPr>
+        <w:t xml:space="preserve">Extra checks drawn from @ishmohit1 / SOIC methodology (playbook/ishmohit-soic-style.md): where the company sits in its value chain and what the supply side is doing, whether a margin/PAT inflection is structural or a cyclical peak, the rate-of-change of growth vs. what the multiple demands, and management quality as a positive attribute.</w:t>
+      </w:r>
+    </w:p>
+    <w:p>
+      <w:pPr>
+        <w:spacing w:after="120"/>
+      </w:pPr>
+      <w:r>
+        <w:rPr>
+          <w:b/>
+          <w:bCs/>
+          <w:sz w:val="20"/>
+          <w:szCs w:val="20"/>
+        </w:rPr>
+        <w:t xml:space="preserve">Quality metrics (ROCE · debt · FCF · margin · capex):</w:t>
+      </w:r>
+    </w:p>
+    <w:tbl>
+      <w:tblPr>
+        <w:tblW w:type="dxa" w:w="9000"/>
+        <w:tblBorders>
+          <w:top w:val="single" w:color="auto" w:sz="4"/>
+          <w:left w:val="single" w:color="auto" w:sz="4"/>
+          <w:bottom w:val="single" w:color="auto" w:sz="4"/>
+          <w:right w:val="single" w:color="auto" w:sz="4"/>
+          <w:insideH w:val="single" w:color="auto" w:sz="4"/>
+          <w:insideV w:val="single" w:color="auto" w:sz="4"/>
+        </w:tblBorders>
+      </w:tblPr>
+      <w:tblGrid>
+        <w:gridCol w:w="3200"/>
+        <w:gridCol w:w="5800"/>
+      </w:tblGrid>
+      <w:tr>
+        <w:tc>
+          <w:tcPr>
+            <w:tcW w:type="dxa" w:w="3200"/>
+            <w:shd w:fill="F2F2F2" w:val="clear"/>
+          </w:tcPr>
+          <w:p>
+            <w:r>
+              <w:rPr>
+                <w:b/>
+                <w:bCs/>
+              </w:rPr>
+              <w:t xml:space="preserve">Assessment</w:t>
+            </w:r>
+          </w:p>
+        </w:tc>
+        <w:tc>
+          <w:tcPr>
+            <w:tcW w:type="dxa" w:w="5800"/>
+          </w:tcPr>
+          <w:p>
+            <w:r>
+              <w:t xml:space="preserve">positive</w:t>
+            </w:r>
+          </w:p>
+        </w:tc>
+      </w:tr>
+      <w:tr>
+        <w:tc>
+          <w:tcPr>
+            <w:tcW w:type="dxa" w:w="3200"/>
+            <w:shd w:fill="F2F2F2" w:val="clear"/>
+          </w:tcPr>
+          <w:p>
+            <w:r>
+              <w:rPr>
+                <w:b/>
+                <w:bCs/>
+              </w:rPr>
+              <w:t xml:space="preserve">ROCE</w:t>
+            </w:r>
+          </w:p>
+        </w:tc>
+        <w:tc>
+          <w:tcPr>
+            <w:tcW w:type="dxa" w:w="5800"/>
+          </w:tcPr>
+          <w:p>
+            <w:r>
+              <w:t xml:space="preserve">16% (stable)</w:t>
+            </w:r>
+          </w:p>
+        </w:tc>
+      </w:tr>
+      <w:tr>
+        <w:tc>
+          <w:tcPr>
+            <w:tcW w:type="dxa" w:w="3200"/>
+            <w:shd w:fill="F2F2F2" w:val="clear"/>
+          </w:tcPr>
+          <w:p>
+            <w:r>
+              <w:rPr>
+                <w:b/>
+                <w:bCs/>
+              </w:rPr>
+              <w:t xml:space="preserve">Leverage</w:t>
+            </w:r>
+          </w:p>
+        </w:tc>
+        <w:tc>
+          <w:tcPr>
+            <w:tcW w:type="dxa" w:w="5800"/>
+          </w:tcPr>
+          <w:p>
+            <w:r>
+              <w:t xml:space="preserve">—</w:t>
+            </w:r>
+          </w:p>
+        </w:tc>
+      </w:tr>
+      <w:tr>
+        <w:tc>
+          <w:tcPr>
+            <w:tcW w:type="dxa" w:w="3200"/>
+            <w:shd w:fill="F2F2F2" w:val="clear"/>
+          </w:tcPr>
+          <w:p>
+            <w:r>
+              <w:rPr>
+                <w:b/>
+                <w:bCs/>
+              </w:rPr>
+              <w:t xml:space="preserve">FCF conversion</w:t>
+            </w:r>
+          </w:p>
+        </w:tc>
+        <w:tc>
+          <w:tcPr>
+            <w:tcW w:type="dxa" w:w="5800"/>
+          </w:tcPr>
+          <w:p>
+            <w:r>
+              <w:t xml:space="preserve">—</w:t>
+            </w:r>
+          </w:p>
+        </w:tc>
+      </w:tr>
+      <w:tr>
+        <w:tc>
+          <w:tcPr>
+            <w:tcW w:type="dxa" w:w="3200"/>
+            <w:shd w:fill="F2F2F2" w:val="clear"/>
+          </w:tcPr>
+          <w:p>
+            <w:r>
+              <w:rPr>
+                <w:b/>
+                <w:bCs/>
+              </w:rPr>
+              <w:t xml:space="preserve">Margin trend</w:t>
+            </w:r>
+          </w:p>
+        </w:tc>
+        <w:tc>
+          <w:tcPr>
+            <w:tcW w:type="dxa" w:w="5800"/>
+          </w:tcPr>
+          <w:p>
+            <w:r>
+              <w:t xml:space="preserve">stable</w:t>
+            </w:r>
+          </w:p>
+        </w:tc>
+      </w:tr>
+      <w:tr>
+        <w:tc>
+          <w:tcPr>
+            <w:tcW w:type="dxa" w:w="3200"/>
+            <w:shd w:fill="F2F2F2" w:val="clear"/>
+          </w:tcPr>
+          <w:p>
+            <w:r>
+              <w:rPr>
+                <w:b/>
+                <w:bCs/>
+              </w:rPr>
+              <w:t xml:space="preserve">Capex efficiency</w:t>
+            </w:r>
+          </w:p>
+        </w:tc>
+        <w:tc>
+          <w:tcPr>
+            <w:tcW w:type="dxa" w:w="5800"/>
+          </w:tcPr>
+          <w:p>
+            <w:r>
+              <w:t xml:space="preserve">neutral</w:t>
+            </w:r>
+          </w:p>
+        </w:tc>
+      </w:tr>
+    </w:tbl>
+    <w:p>
+      <w:pPr>
+        <w:spacing w:after="60" w:before="120"/>
+      </w:pPr>
+      <w:r>
+        <w:rPr>
+          <w:b/>
+          <w:bCs/>
+          <w:sz w:val="20"/>
+          <w:szCs w:val="20"/>
+        </w:rPr>
+        <w:t xml:space="preserve">Track record (Coffee Can persistence check): </w:t>
+      </w:r>
+      <w:r>
+        <w:rPr>
+          <w:sz w:val="20"/>
+          <w:szCs w:val="20"/>
+        </w:rPr>
+        <w:t xml:space="preserve">cleared revenue growth ≥10% AND ROCE ≥15% in 3 of the last 3 years (consistency_score 100)</w:t>
+      </w:r>
+    </w:p>
+    <w:p>
+      <w:pPr>
+        <w:spacing w:after="120"/>
+      </w:pPr>
+      <w:r>
+        <w:rPr>
+          <w:color w:val="666666"/>
+          <w:sz w:val="18"/>
+          <w:szCs w:val="18"/>
+        </w:rPr>
+        <w:t xml:space="preserve">FY24 (+45%/ROE 16%), FY25 (+33%/16%) and FY26 (+25%/16%) each cleared both filters (ROE used in place of ROCE for a lender). Pre-FY24 ROE was 13%; the growth-with-return record covers the last three years.</w:t>
       </w:r>
     </w:p>
     <w:p>
